--- a/Quanta, Actually - SERIES/QED Course/chapters/Lesson 76 The Anomalous Magnetic Moment.docx
+++ b/Quanta, Actually - SERIES/QED Course/chapters/Lesson 76 The Anomalous Magnetic Moment.docx
@@ -17,7 +17,7 @@
         <w:jc w:val="center"/>
       </w:pPr>
       <w:r>
-        <w:t>Lesson 76 of the Complete Quantum Electrodynamics Course</w:t>
+        <w:t>Lesson 76 of Quantum, Actually, Volume 2: A QED Course</w:t>
       </w:r>
     </w:p>
     <w:p>
@@ -98,7 +98,43 @@
         <w:pStyle w:val="ListBullet"/>
       </w:pPr>
       <w:r>
-        <w:t>Write the most general on-shell vertex, Γ^μ = γ^μF₁(q²) + (iσ^μν q_ν/2m)F₂(q²), and explain why no other structures appear.</w:t>
+        <w:t>Write the most general on-shell vertex, Γ</w:t>
+      </w:r>
+      <w:r>
+        <w:rPr>
+          <w:vertAlign w:val="superscript"/>
+        </w:rPr>
+        <w:t>μ</w:t>
+      </w:r>
+      <w:r>
+        <w:t xml:space="preserve"> = γ</w:t>
+      </w:r>
+      <w:r>
+        <w:rPr>
+          <w:vertAlign w:val="superscript"/>
+        </w:rPr>
+        <w:t>μ</w:t>
+      </w:r>
+      <w:r>
+        <w:t>F₁(q²) + (iσ</w:t>
+      </w:r>
+      <w:r>
+        <w:rPr>
+          <w:vertAlign w:val="superscript"/>
+        </w:rPr>
+        <w:t>μν</w:t>
+      </w:r>
+      <w:r>
+        <w:t xml:space="preserve"> q</w:t>
+      </w:r>
+      <w:r>
+        <w:rPr>
+          <w:vertAlign w:val="subscript"/>
+        </w:rPr>
+        <w:t>ν</w:t>
+      </w:r>
+      <w:r>
+        <w:t>/2m)F₂(q²), and explain why no other structures appear.</w:t>
       </w:r>
     </w:p>
     <w:p>
@@ -106,7 +142,16 @@
         <w:pStyle w:val="ListBullet"/>
       </w:pPr>
       <w:r>
-        <w:t>Use the Gordon identity to show that γ^μ itself contains a magnetic moment with g = 2, and show that g = 2[F₁(0) + F₂(0)].</w:t>
+        <w:t>Use the Gordon identity to show that γ</w:t>
+      </w:r>
+      <w:r>
+        <w:rPr>
+          <w:vertAlign w:val="superscript"/>
+        </w:rPr>
+        <w:t>μ</w:t>
+      </w:r>
+      <w:r>
+        <w:t xml:space="preserve"> itself contains a magnetic moment with g = 2, and show that g = 2[F₁(0) + F₂(0)].</w:t>
       </w:r>
     </w:p>
     <w:p>
@@ -130,7 +175,16 @@
         <w:pStyle w:val="ListBullet"/>
       </w:pPr>
       <w:r>
-        <w:t>Compare the prediction with experiment, including higher orders, and explain how a_e is used to determine α.</w:t>
+        <w:t>Compare the prediction with experiment, including higher orders, and explain how a</w:t>
+      </w:r>
+      <w:r>
+        <w:rPr>
+          <w:vertAlign w:val="subscript"/>
+        </w:rPr>
+        <w:t>e</w:t>
+      </w:r>
+      <w:r>
+        <w:t xml:space="preserve"> is used to determine α.</w:t>
       </w:r>
     </w:p>
     <w:p>
@@ -231,7 +285,34 @@
           </w:tcPr>
           <w:p>
             <w:r>
-              <w:t>Charge of the particle; for the electron q = −e. Also, q^μ = p′^μ − p^μ, the photon momentum; context distinguishes them</w:t>
+              <w:t>Charge of the particle; for the electron q = −e. Also, q</w:t>
+            </w:r>
+            <w:r>
+              <w:rPr>
+                <w:vertAlign w:val="superscript"/>
+              </w:rPr>
+              <w:t>μ</w:t>
+            </w:r>
+            <w:r>
+              <w:t xml:space="preserve"> = p′</w:t>
+            </w:r>
+            <w:r>
+              <w:rPr>
+                <w:vertAlign w:val="superscript"/>
+              </w:rPr>
+              <w:t>μ</w:t>
+            </w:r>
+            <w:r>
+              <w:t xml:space="preserve"> − p</w:t>
+            </w:r>
+            <w:r>
+              <w:rPr>
+                <w:vertAlign w:val="superscript"/>
+              </w:rPr>
+              <w:t>μ</w:t>
+            </w:r>
+            <w:r>
+              <w:t>, the photon momentum; context distinguishes them</w:t>
             </w:r>
           </w:p>
         </w:tc>
@@ -288,7 +369,13 @@
           </w:tcPr>
           <w:p>
             <w:r>
-              <w:t>σ^μν</w:t>
+              <w:t>σ</w:t>
+            </w:r>
+            <w:r>
+              <w:rPr>
+                <w:vertAlign w:val="superscript"/>
+              </w:rPr>
+              <w:t>μν</w:t>
             </w:r>
           </w:p>
         </w:tc>
@@ -305,7 +392,25 @@
           </w:tcPr>
           <w:p>
             <w:r>
-              <w:t>(i/2)[γ^μ, γ^ν]</w:t>
+              <w:t>(i/2)[γ</w:t>
+            </w:r>
+            <w:r>
+              <w:rPr>
+                <w:vertAlign w:val="superscript"/>
+              </w:rPr>
+              <w:t>μ</w:t>
+            </w:r>
+            <w:r>
+              <w:t>, γ</w:t>
+            </w:r>
+            <w:r>
+              <w:rPr>
+                <w:vertAlign w:val="superscript"/>
+              </w:rPr>
+              <w:t>ν</w:t>
+            </w:r>
+            <w:r>
+              <w:t>]</w:t>
             </w:r>
           </w:p>
         </w:tc>
@@ -425,8 +530,105 @@
     </w:tbl>
     <w:p>
       <w:r>
-        <w:t>The vertex is ieγ^μ, the metric diag(+1, −1, −1, −1), and the covariant derivative is D_μ = ∂_μ + iqA_μ, as in Lesson 41. In display equations, square brackets enclose function arguments and visible groupings.</w:t>
-      </w:r>
+        <w:t>The vertex is ieγ</w:t>
+      </w:r>
+      <w:r>
+        <w:rPr>
+          <w:vertAlign w:val="superscript"/>
+        </w:rPr>
+        <w:t>μ</w:t>
+      </w:r>
+      <w:r>
+        <w:t>, the metric diag(+1, −1, −1, −1), and the covariant derivative is D</w:t>
+      </w:r>
+      <w:r>
+        <w:rPr>
+          <w:vertAlign w:val="subscript"/>
+        </w:rPr>
+        <w:t>μ</w:t>
+      </w:r>
+      <w:r>
+        <w:t xml:space="preserve"> = ∂</w:t>
+      </w:r>
+      <w:r>
+        <w:rPr>
+          <w:vertAlign w:val="subscript"/>
+        </w:rPr>
+        <w:t>μ</w:t>
+      </w:r>
+      <w:r>
+        <w:t xml:space="preserve"> + iqA</w:t>
+      </w:r>
+      <w:r>
+        <w:rPr>
+          <w:vertAlign w:val="subscript"/>
+        </w:rPr>
+        <w:t>μ</w:t>
+      </w:r>
+      <w:r>
+        <w:t>, as in Lesson 41. In display equations, square brackets enclose function arguments and visible groupings.</w:t>
+      </w:r>
+    </w:p>
+    <w:tbl>
+      <w:tblPr>
+        <w:tblW w:type="auto" w:w="0"/>
+        <w:jc w:val="center"/>
+        <w:tblLayout w:type="fixed"/>
+        <w:tblLook w:firstColumn="1" w:firstRow="1" w:lastColumn="0" w:lastRow="0" w:noHBand="0" w:noVBand="1" w:val="04A0"/>
+        <w:tblBorders>
+          <w:top w:val="single" w:sz="8" w:color="7FA7CF"/>
+          <w:left w:val="single" w:sz="8" w:color="7FA7CF"/>
+          <w:bottom w:val="single" w:sz="8" w:color="7FA7CF"/>
+          <w:right w:val="single" w:sz="8" w:color="7FA7CF"/>
+        </w:tblBorders>
+      </w:tblPr>
+      <w:tblGrid>
+        <w:gridCol w:w="9392"/>
+      </w:tblGrid>
+      <w:tr>
+        <w:tc>
+          <w:tcPr>
+            <w:tcW w:type="dxa" w:w="9392"/>
+            <w:shd w:fill="F3F7FB"/>
+            <w:tcMar>
+              <w:top w:w="140" w:type="dxa"/>
+              <w:start w:w="140" w:type="dxa"/>
+              <w:bottom w:w="140" w:type="dxa"/>
+              <w:end w:w="140" w:type="dxa"/>
+            </w:tcMar>
+          </w:tcPr>
+          <w:p>
+            <w:r>
+              <w:rPr>
+                <w:b/>
+                <w:color w:val="1F4E78"/>
+              </w:rPr>
+              <w:t>First pass: the result before the derivation</w:t>
+            </w:r>
+          </w:p>
+          <w:p>
+            <w:pPr>
+              <w:spacing w:after="60"/>
+            </w:pPr>
+            <w:r>
+              <w:t>Dirac's g = 2 is corrected by the vertex loop to g = 2(1 + a), with a = F₂(0) = α/(2π) ≈ 0.00116.</w:t>
+            </w:r>
+          </w:p>
+          <w:p>
+            <w:pPr>
+              <w:spacing w:after="60"/>
+            </w:pPr>
+            <w:r>
+              <w:t>The first finite prediction of QED's loops, now confirmed to parts in 10¹².</w:t>
+            </w:r>
+          </w:p>
+        </w:tc>
+      </w:tr>
+    </w:tbl>
+    <w:p>
+      <w:pPr>
+        <w:spacing w:after="80"/>
+      </w:pPr>
     </w:p>
     <w:p>
       <w:pPr>
@@ -623,7 +825,52 @@
     </w:p>
     <w:p>
       <w:r>
-        <w:t>so (π × π)_k = ½ε_kij[π_i, π_j] = iqB_k, and (σ·π)² = π² − qσ·B (Exercise 1).</w:t>
+        <w:t>so (π × π)</w:t>
+      </w:r>
+      <w:r>
+        <w:rPr>
+          <w:vertAlign w:val="subscript"/>
+        </w:rPr>
+        <w:t>k</w:t>
+      </w:r>
+      <w:r>
+        <w:t xml:space="preserve"> = ½ε</w:t>
+      </w:r>
+      <w:r>
+        <w:rPr>
+          <w:vertAlign w:val="subscript"/>
+        </w:rPr>
+        <w:t>kij</w:t>
+      </w:r>
+      <w:r>
+        <w:t>[π</w:t>
+      </w:r>
+      <w:r>
+        <w:rPr>
+          <w:vertAlign w:val="subscript"/>
+        </w:rPr>
+        <w:t>i</w:t>
+      </w:r>
+      <w:r>
+        <w:t>, π</w:t>
+      </w:r>
+      <w:r>
+        <w:rPr>
+          <w:vertAlign w:val="subscript"/>
+        </w:rPr>
+        <w:t>j</w:t>
+      </w:r>
+      <w:r>
+        <w:t>] = iqB</w:t>
+      </w:r>
+      <w:r>
+        <w:rPr>
+          <w:vertAlign w:val="subscript"/>
+        </w:rPr>
+        <w:t>k</w:t>
+      </w:r>
+      <w:r>
+        <w:t>, and (σ·π)² = π² − qσ·B (Exercise 1).</w:t>
       </w:r>
     </w:p>
     <w:p>
@@ -972,7 +1219,43 @@
     </w:p>
     <w:p>
       <w:r>
-        <w:t>with q = p′ − p. A term proportional to q^μ alone would violate q_μΓ^μ = 0. A term proportional to (p + p′)^μ is not independent, because the Gordon identity of Section 2.2 rewrites it in terms of the two shown. Terms with γ⁵ would violate parity, which QED conserves. At tree level, F₁ = 1 and F₂ = 0. F₁(0) = 1 to all orders after renormalization, because the charge is defined at q² = 0 (Lesson 69).</w:t>
+        <w:t>with q = p′ − p. A term proportional to q</w:t>
+      </w:r>
+      <w:r>
+        <w:rPr>
+          <w:vertAlign w:val="superscript"/>
+        </w:rPr>
+        <w:t>μ</w:t>
+      </w:r>
+      <w:r>
+        <w:t xml:space="preserve"> alone would violate q</w:t>
+      </w:r>
+      <w:r>
+        <w:rPr>
+          <w:vertAlign w:val="subscript"/>
+        </w:rPr>
+        <w:t>μ</w:t>
+      </w:r>
+      <w:r>
+        <w:t>Γ</w:t>
+      </w:r>
+      <w:r>
+        <w:rPr>
+          <w:vertAlign w:val="superscript"/>
+        </w:rPr>
+        <w:t>μ</w:t>
+      </w:r>
+      <w:r>
+        <w:t xml:space="preserve"> = 0. A term proportional to (p + p′)</w:t>
+      </w:r>
+      <w:r>
+        <w:rPr>
+          <w:vertAlign w:val="superscript"/>
+        </w:rPr>
+        <w:t>μ</w:t>
+      </w:r>
+      <w:r>
+        <w:t xml:space="preserve"> is not independent, because the Gordon identity of Section 2.2 rewrites it in terms of the two shown. Terms with γ⁵ would violate parity, which QED conserves. At tree level, F₁ = 1 and F₂ = 0. F₁(0) = 1 to all orders after renormalization, because the charge is defined at q² = 0 (Lesson 69).</w:t>
       </w:r>
     </w:p>
     <w:p>
@@ -1162,7 +1445,16 @@
     </w:p>
     <w:p>
       <w:r>
-        <w:t>(Exercise 3). The first term is the coupling of a scalar charge, which depends only on the momenta. The second is a magnetic coupling. The plain vertex γ^μ therefore already contains a magnetic moment, and it is exactly the g = 2 moment of Section 1. The F₂ term adds to the magnetic part alone.</w:t>
+        <w:t>(Exercise 3). The first term is the coupling of a scalar charge, which depends only on the momenta. The second is a magnetic coupling. The plain vertex γ</w:t>
+      </w:r>
+      <w:r>
+        <w:rPr>
+          <w:vertAlign w:val="superscript"/>
+        </w:rPr>
+        <w:t>μ</w:t>
+      </w:r>
+      <w:r>
+        <w:t xml:space="preserve"> therefore already contains a magnetic moment, and it is exactly the g = 2 moment of Section 1. The F₂ term adds to the magnetic part alone.</w:t>
       </w:r>
     </w:p>
     <w:p>
@@ -1339,7 +1631,52 @@
     </w:p>
     <w:p>
       <w:r>
-        <w:t>Verify the form of the magnetic coupling in the nonrelativistic limit. For a static field A(q), the iσ^ij q_j term between two-component spinors becomes, using σ^ij = ε_ijkσ_k, a coupling (q_charge/2m)σ·(iq × A) = (q_charge/2m)σ·B. This is the σ·B term of Section 1.2 with coefficient F₁ + F₂. The effective moment is (q/2m)(1 + F₂(0))σ, so g = 2(1 + F₂(0)).</w:t>
+        <w:t>Verify the form of the magnetic coupling in the nonrelativistic limit. For a static field A(q), the iσ</w:t>
+      </w:r>
+      <w:r>
+        <w:rPr>
+          <w:vertAlign w:val="superscript"/>
+        </w:rPr>
+        <w:t>ij</w:t>
+      </w:r>
+      <w:r>
+        <w:t xml:space="preserve"> q</w:t>
+      </w:r>
+      <w:r>
+        <w:rPr>
+          <w:vertAlign w:val="subscript"/>
+        </w:rPr>
+        <w:t>j</w:t>
+      </w:r>
+      <w:r>
+        <w:t xml:space="preserve"> term between two-component spinors becomes, using σ</w:t>
+      </w:r>
+      <w:r>
+        <w:rPr>
+          <w:vertAlign w:val="superscript"/>
+        </w:rPr>
+        <w:t>ij</w:t>
+      </w:r>
+      <w:r>
+        <w:t xml:space="preserve"> = ε</w:t>
+      </w:r>
+      <w:r>
+        <w:rPr>
+          <w:vertAlign w:val="subscript"/>
+        </w:rPr>
+        <w:t>ijk</w:t>
+      </w:r>
+      <w:r>
+        <w:t>σ</w:t>
+      </w:r>
+      <w:r>
+        <w:rPr>
+          <w:vertAlign w:val="subscript"/>
+        </w:rPr>
+        <w:t>k</w:t>
+      </w:r>
+      <w:r>
+        <w:t>, a coupling (q_charge/2m)σ·(iq × A) = (q_charge/2m)σ·B. This is the σ·B term of Section 1.2 with coefficient F₁ + F₂. The effective moment is (q/2m)(1 + F₂(0))σ, so g = 2(1 + F₂(0)).</w:t>
       </w:r>
     </w:p>
     <w:p>
@@ -1360,7 +1697,25 @@
     </w:p>
     <w:p>
       <w:r>
-        <w:t>Lesson 73, Section 7, noted that a term ψ̄σ^μνψF_μν is gauge invariant but has mass dimension 5. QED, a renormalizable theory, has no such term in its Lagrangian. If the loop produced a divergent F₂, there would be no parameter to absorb it into, and QED would be inconsistent. The renormalizability of QED therefore predicts that F₂ is ultraviolet finite. The calculation confirms this. The divergence of Lesson 65's vertex sits entirely in F₁, where Z₁ absorbs it.</w:t>
+        <w:t>Lesson 73, Section 7, noted that a term ψ̄σ</w:t>
+      </w:r>
+      <w:r>
+        <w:rPr>
+          <w:vertAlign w:val="superscript"/>
+        </w:rPr>
+        <w:t>μν</w:t>
+      </w:r>
+      <w:r>
+        <w:t>ψF</w:t>
+      </w:r>
+      <w:r>
+        <w:rPr>
+          <w:vertAlign w:val="subscript"/>
+        </w:rPr>
+        <w:t>μν</w:t>
+      </w:r>
+      <w:r>
+        <w:t xml:space="preserve"> is gauge invariant but has mass dimension 5. QED, a renormalizable theory, has no such term in its Lagrangian. If the loop produced a divergent F₂, there would be no parameter to absorb it into, and QED would be inconsistent. The renormalizability of QED therefore predicts that F₂ is ultraviolet finite. The calculation confirms this. The divergence of Lesson 65's vertex sits entirely in F₁, where Z₁ absorbs it.</w:t>
       </w:r>
     </w:p>
     <w:p>
@@ -1373,7 +1728,25 @@
     </w:p>
     <w:p>
       <w:r>
-        <w:t>The infrared divergence of Lesson 74 also sits in F₁. It comes from the soft-photon region, where the numerator reduces to 4p·p′γ^μ (Lesson 74, Exercise 2), which is pure γ^μ. F₂ has an extra factor of the loop momentum in its numerator, which removes the 1/k divergence at small k. F₂(0) is a finite number, independent of every regulator.</w:t>
+        <w:t>The infrared divergence of Lesson 74 also sits in F₁. It comes from the soft-photon region, where the numerator reduces to 4p·p′γ</w:t>
+      </w:r>
+      <w:r>
+        <w:rPr>
+          <w:vertAlign w:val="superscript"/>
+        </w:rPr>
+        <w:t>μ</w:t>
+      </w:r>
+      <w:r>
+        <w:t xml:space="preserve"> (Lesson 74, Exercise 2), which is pure γ</w:t>
+      </w:r>
+      <w:r>
+        <w:rPr>
+          <w:vertAlign w:val="superscript"/>
+        </w:rPr>
+        <w:t>μ</w:t>
+      </w:r>
+      <w:r>
+        <w:t>. F₂ has an extra factor of the loop momentum in its numerator, which removes the 1/k divergence at small k. F₂(0) is a finite number, independent of every regulator.</w:t>
       </w:r>
     </w:p>
     <w:p>
@@ -1394,52 +1767,97 @@
     </w:p>
     <w:p>
       <w:pPr>
-        <w:spacing w:before="160" w:after="160"/>
+        <w:keepNext/>
+        <w:spacing w:before="160" w:after="40"/>
         <w:jc w:val="center"/>
       </w:pPr>
       <w:r>
-        <w:rPr>
-          <w:rFonts w:ascii="Consolas" w:hAnsi="Consolas" w:cs="Consolas" w:eastAsia="Consolas"/>
-          <w:sz w:val="20"/>
-        </w:rPr>
-        <w:t xml:space="preserve">  e⁻(p) ───*──────*─── e⁻(p′)</w:t>
-      </w:r>
-      <w:r>
-        <w:rPr>
-          <w:rFonts w:ascii="Consolas" w:hAnsi="Consolas" w:cs="Consolas" w:eastAsia="Consolas"/>
-          <w:sz w:val="20"/>
-        </w:rPr>
-        <w:br/>
-        <w:t xml:space="preserve">            \    /</w:t>
-      </w:r>
-      <w:r>
-        <w:rPr>
-          <w:rFonts w:ascii="Consolas" w:hAnsi="Consolas" w:cs="Consolas" w:eastAsia="Consolas"/>
-          <w:sz w:val="20"/>
-        </w:rPr>
-        <w:br/>
-        <w:t xml:space="preserve">             ~~~~    virtual photon (internal)</w:t>
-      </w:r>
-      <w:r>
-        <w:rPr>
-          <w:rFonts w:ascii="Consolas" w:hAnsi="Consolas" w:cs="Consolas" w:eastAsia="Consolas"/>
-          <w:sz w:val="20"/>
-        </w:rPr>
-        <w:br/>
-        <w:t xml:space="preserve">              |</w:t>
-      </w:r>
-      <w:r>
-        <w:rPr>
-          <w:rFonts w:ascii="Consolas" w:hAnsi="Consolas" w:cs="Consolas" w:eastAsia="Consolas"/>
-          <w:sz w:val="20"/>
-        </w:rPr>
-        <w:br/>
-        <w:t xml:space="preserve">           γ(q) external field</w:t>
+        <w:drawing>
+          <wp:inline xmlns:a="http://schemas.openxmlformats.org/drawingml/2006/main" xmlns:pic="http://schemas.openxmlformats.org/drawingml/2006/picture">
+            <wp:extent cx="5120640" cy="1909720"/>
+            <wp:docPr id="1" name="Picture 1"/>
+            <wp:cNvGraphicFramePr>
+              <a:graphicFrameLocks noChangeAspect="1"/>
+            </wp:cNvGraphicFramePr>
+            <a:graphic>
+              <a:graphicData uri="http://schemas.openxmlformats.org/drawingml/2006/picture">
+                <pic:pic>
+                  <pic:nvPicPr>
+                    <pic:cNvPr id="0" name="L76_g2.png"/>
+                    <pic:cNvPicPr/>
+                  </pic:nvPicPr>
+                  <pic:blipFill>
+                    <a:blip r:embed="rId11"/>
+                    <a:stretch>
+                      <a:fillRect/>
+                    </a:stretch>
+                  </pic:blipFill>
+                  <pic:spPr>
+                    <a:xfrm>
+                      <a:off x="0" y="0"/>
+                      <a:ext cx="5120640" cy="1909720"/>
+                    </a:xfrm>
+                    <a:prstGeom prst="rect"/>
+                  </pic:spPr>
+                </pic:pic>
+              </a:graphicData>
+            </a:graphic>
+          </wp:inline>
+        </w:drawing>
       </w:r>
     </w:p>
     <w:p>
-      <w:r>
-        <w:t>Lesson 65's vertex correction combines three denominators with Feynman parameters x, y, z, x + y + z = 1, and the loop momentum is shifted to complete the square. After the shift, the numerator contains terms with γ^μ and terms with (p + p′)^μ. Using the Gordon identity to convert the second kind gives the coefficient of iσ^μν q_ν/2m. The result, quoted from the standard reduction (Exercise 13 outlines the steps), is</w:t>
+      <w:pPr>
+        <w:spacing w:after="200"/>
+        <w:jc w:val="center"/>
+      </w:pPr>
+      <w:r>
+        <w:rPr>
+          <w:i/>
+          <w:sz w:val="19"/>
+        </w:rPr>
+        <w:t>Figure 76.1. The anomalous magnetic moment. The vertex correction modifies the coupling to a static field; the Pauli form factor at zero momentum transfer gives a = α/2π.</w:t>
+      </w:r>
+    </w:p>
+    <w:p>
+      <w:r>
+        <w:t>Lesson 65's vertex correction combines three denominators with Feynman parameters x, y, z, x + y + z = 1, and the loop momentum is shifted to complete the square. After the shift, the numerator contains terms with γ</w:t>
+      </w:r>
+      <w:r>
+        <w:rPr>
+          <w:vertAlign w:val="superscript"/>
+        </w:rPr>
+        <w:t>μ</w:t>
+      </w:r>
+      <w:r>
+        <w:t xml:space="preserve"> and terms with (p + p′)</w:t>
+      </w:r>
+      <w:r>
+        <w:rPr>
+          <w:vertAlign w:val="superscript"/>
+        </w:rPr>
+        <w:t>μ</w:t>
+      </w:r>
+      <w:r>
+        <w:t>. Using the Gordon identity to convert the second kind gives the coefficient of iσ</w:t>
+      </w:r>
+      <w:r>
+        <w:rPr>
+          <w:vertAlign w:val="superscript"/>
+        </w:rPr>
+        <w:t>μν</w:t>
+      </w:r>
+      <w:r>
+        <w:t xml:space="preserve"> q</w:t>
+      </w:r>
+      <w:r>
+        <w:rPr>
+          <w:vertAlign w:val="subscript"/>
+        </w:rPr>
+        <w:t>ν</w:t>
+      </w:r>
+      <w:r>
+        <w:t>/2m. The result, quoted from the standard reduction (Exercise 13 outlines the steps), is</w:t>
       </w:r>
     </w:p>
     <w:p>
@@ -1872,7 +2290,16 @@
     </w:p>
     <w:p>
       <w:r>
-        <w:t>Evaluate g numerically. With α = 1/137.035999, a = 1/(2π × 137.036) = 0.00116141, so g = 2.00232282. Lesson 44's number has become a prediction. The measured value is a_e = 0.00115965218059(13). The one-loop term is too large by 1.8×10⁻⁶, about 0.15 percent, and the rest of this section accounts for the difference.</w:t>
+        <w:t>Evaluate g numerically. With α = 1/137.035999, a = 1/(2π × 137.036) = 0.00116141, so g = 2.00232282. Lesson 44's number has become a prediction. The measured value is a</w:t>
+      </w:r>
+      <w:r>
+        <w:rPr>
+          <w:vertAlign w:val="subscript"/>
+        </w:rPr>
+        <w:t>e</w:t>
+      </w:r>
+      <w:r>
+        <w:t xml:space="preserve"> = 0.00115965218059(13). The one-loop term is too large by 1.8×10⁻⁶, about 0.15 percent, and the rest of this section accounts for the difference.</w:t>
       </w:r>
     </w:p>
     <w:p>
@@ -1919,7 +2346,70 @@
     </w:p>
     <w:p>
       <w:r>
-        <w:t>Today a single electron is held for months in a Penning trap, a combination of a strong magnetic field and an electrostatic quadrupole field. The cyclotron frequency ω_c and the spin-precession frequency ω_s are both measured. Their ratio gives the anomaly directly, a = (ω_s − ω_c)/ω_c, since ω_s = gω_c/2. Fan, Myers, Sukra, and Gabrielse reported in 2023</w:t>
+        <w:t>Today a single electron is held for months in a Penning trap, a combination of a strong magnetic field and an electrostatic quadrupole field. The cyclotron frequency ω</w:t>
+      </w:r>
+      <w:r>
+        <w:rPr>
+          <w:vertAlign w:val="subscript"/>
+        </w:rPr>
+        <w:t>c</w:t>
+      </w:r>
+      <w:r>
+        <w:t xml:space="preserve"> and the spin-precession frequency ω</w:t>
+      </w:r>
+      <w:r>
+        <w:rPr>
+          <w:vertAlign w:val="subscript"/>
+        </w:rPr>
+        <w:t>s</w:t>
+      </w:r>
+      <w:r>
+        <w:t xml:space="preserve"> are both measured. Their ratio gives the anomaly directly, a = (ω</w:t>
+      </w:r>
+      <w:r>
+        <w:rPr>
+          <w:vertAlign w:val="subscript"/>
+        </w:rPr>
+        <w:t>s</w:t>
+      </w:r>
+      <w:r>
+        <w:t xml:space="preserve"> − ω</w:t>
+      </w:r>
+      <w:r>
+        <w:rPr>
+          <w:vertAlign w:val="subscript"/>
+        </w:rPr>
+        <w:t>c</w:t>
+      </w:r>
+      <w:r>
+        <w:t>)/ω</w:t>
+      </w:r>
+      <w:r>
+        <w:rPr>
+          <w:vertAlign w:val="subscript"/>
+        </w:rPr>
+        <w:t>c</w:t>
+      </w:r>
+      <w:r>
+        <w:t>, since ω</w:t>
+      </w:r>
+      <w:r>
+        <w:rPr>
+          <w:vertAlign w:val="subscript"/>
+        </w:rPr>
+        <w:t>s</w:t>
+      </w:r>
+      <w:r>
+        <w:t xml:space="preserve"> = gω</w:t>
+      </w:r>
+      <w:r>
+        <w:rPr>
+          <w:vertAlign w:val="subscript"/>
+        </w:rPr>
+        <w:t>c</w:t>
+      </w:r>
+      <w:r>
+        <w:t>/2. Fan, Myers, Sukra, and Gabrielse reported in 2023</w:t>
       </w:r>
     </w:p>
     <w:p>
@@ -2227,7 +2717,16 @@
     </w:p>
     <w:p>
       <w:r>
-        <w:t>Because the theory is so precise, the measured a_e can be turned around to determine α. The 2023 measurement gives 1/α = 137.035999166(15). Independent determinations, from the recoil of cesium atoms (Berkeley, 2018) and rubidium atoms (Paris, 2020) in atom interferometers, give 137.035999046(27) and 137.035999206(11). These two atomic results disagree with each other by more than five standard deviations, for reasons not yet understood. The electron value lies between them. At this level the comparison tests QED to roughly one part in 10¹⁰.</w:t>
+        <w:t>Because the theory is so precise, the measured a</w:t>
+      </w:r>
+      <w:r>
+        <w:rPr>
+          <w:vertAlign w:val="subscript"/>
+        </w:rPr>
+        <w:t>e</w:t>
+      </w:r>
+      <w:r>
+        <w:t xml:space="preserve"> can be turned around to determine α. The 2023 measurement gives 1/α = 137.035999166(15). Independent determinations, from the recoil of cesium atoms (Berkeley, 2018) and rubidium atoms (Paris, 2020) in atom interferometers, give 137.035999046(27) and 137.035999206(11). These two atomic results disagree with each other by more than five standard deviations, for reasons not yet understood. The electron value lies between them. At this level the comparison tests QED to roughly one part in 10¹⁰.</w:t>
       </w:r>
     </w:p>
     <w:p>
@@ -2240,7 +2739,70 @@
     </w:p>
     <w:p>
       <w:r>
-        <w:t>The muon's one-loop anomaly is the same α/(2π), since the calculation in Section 4 does not depend on the mass. At higher orders, electron loops in the photon propagator enhance a_μ through logarithms of m_μ/m_e. Because a_μ is more sensitive to heavy particles, by a factor of about (m_μ/m_e)² ≈ 4×10⁴, its hadronic and weak contributions are much larger. The Fermilab experiment reported its final result in 2025, a_μ ≈ 0.00116592071, with an uncertainty of about 0.13 parts per million. The most recent theoretical evaluation, which uses lattice calculations for the leading hadronic contribution, agrees with it. Earlier evaluations based on e⁺e⁻ → hadrons data did not. That difference is being studied and is noted here, not resolved.</w:t>
+        <w:t>The muon's one-loop anomaly is the same α/(2π), since the calculation in Section 4 does not depend on the mass. At higher orders, electron loops in the photon propagator enhance a</w:t>
+      </w:r>
+      <w:r>
+        <w:rPr>
+          <w:vertAlign w:val="subscript"/>
+        </w:rPr>
+        <w:t>μ</w:t>
+      </w:r>
+      <w:r>
+        <w:t xml:space="preserve"> through logarithms of m</w:t>
+      </w:r>
+      <w:r>
+        <w:rPr>
+          <w:vertAlign w:val="subscript"/>
+        </w:rPr>
+        <w:t>μ</w:t>
+      </w:r>
+      <w:r>
+        <w:t>/m</w:t>
+      </w:r>
+      <w:r>
+        <w:rPr>
+          <w:vertAlign w:val="subscript"/>
+        </w:rPr>
+        <w:t>e</w:t>
+      </w:r>
+      <w:r>
+        <w:t>. Because a</w:t>
+      </w:r>
+      <w:r>
+        <w:rPr>
+          <w:vertAlign w:val="subscript"/>
+        </w:rPr>
+        <w:t>μ</w:t>
+      </w:r>
+      <w:r>
+        <w:t xml:space="preserve"> is more sensitive to heavy particles, by a factor of about (m</w:t>
+      </w:r>
+      <w:r>
+        <w:rPr>
+          <w:vertAlign w:val="subscript"/>
+        </w:rPr>
+        <w:t>μ</w:t>
+      </w:r>
+      <w:r>
+        <w:t>/m</w:t>
+      </w:r>
+      <w:r>
+        <w:rPr>
+          <w:vertAlign w:val="subscript"/>
+        </w:rPr>
+        <w:t>e</w:t>
+      </w:r>
+      <w:r>
+        <w:t>)² ≈ 4×10⁴, its hadronic and weak contributions are much larger. The Fermilab experiment reported its final result in 2025, a</w:t>
+      </w:r>
+      <w:r>
+        <w:rPr>
+          <w:vertAlign w:val="subscript"/>
+        </w:rPr>
+        <w:t>μ</w:t>
+      </w:r>
+      <w:r>
+        <w:t xml:space="preserve"> ≈ 0.00116592071, with an uncertainty of about 0.13 parts per million. The most recent theoretical evaluation, which uses lattice calculations for the leading hadronic contribution, agrees with it. Earlier evaluations based on e⁺e⁻ → hadrons data did not. That difference is being studied and is noted here, not resolved.</w:t>
       </w:r>
     </w:p>
     <w:p>
@@ -2374,7 +2936,43 @@
           </w:tcPr>
           <w:p>
             <w:r>
-              <w:t>Γ^μ = γ^μF₁ + (iσ^μν q_ν/2m)F₂</w:t>
+              <w:t>Γ</w:t>
+            </w:r>
+            <w:r>
+              <w:rPr>
+                <w:vertAlign w:val="superscript"/>
+              </w:rPr>
+              <w:t>μ</w:t>
+            </w:r>
+            <w:r>
+              <w:t xml:space="preserve"> = γ</w:t>
+            </w:r>
+            <w:r>
+              <w:rPr>
+                <w:vertAlign w:val="superscript"/>
+              </w:rPr>
+              <w:t>μ</w:t>
+            </w:r>
+            <w:r>
+              <w:t>F₁ + (iσ</w:t>
+            </w:r>
+            <w:r>
+              <w:rPr>
+                <w:vertAlign w:val="superscript"/>
+              </w:rPr>
+              <w:t>μν</w:t>
+            </w:r>
+            <w:r>
+              <w:t xml:space="preserve"> q</w:t>
+            </w:r>
+            <w:r>
+              <w:rPr>
+                <w:vertAlign w:val="subscript"/>
+              </w:rPr>
+              <w:t>ν</w:t>
+            </w:r>
+            <w:r>
+              <w:t>/2m)F₂</w:t>
             </w:r>
           </w:p>
         </w:tc>
@@ -2522,7 +3120,16 @@
           </w:tcPr>
           <w:p>
             <w:r>
-              <w:t>a_e to five loops and the determination of α</w:t>
+              <w:t>a</w:t>
+            </w:r>
+            <w:r>
+              <w:rPr>
+                <w:vertAlign w:val="subscript"/>
+              </w:rPr>
+              <w:t>e</w:t>
+            </w:r>
+            <w:r>
+              <w:t xml:space="preserve"> to five loops and the determination of α</w:t>
             </w:r>
           </w:p>
         </w:tc>
@@ -2611,7 +3218,43 @@
         </w:numPr>
       </w:pPr>
       <w:r>
-        <w:t>The general on-shell vertex is γ^μF₁(q²) + (iσ^μν q_ν/2m)F₂(q²). The Gordon identity shows that γ^μ already contains the g = 2 moment, so g = 2(F₁(0) + F₂(0)).</w:t>
+        <w:t>The general on-shell vertex is γ</w:t>
+      </w:r>
+      <w:r>
+        <w:rPr>
+          <w:vertAlign w:val="superscript"/>
+        </w:rPr>
+        <w:t>μ</w:t>
+      </w:r>
+      <w:r>
+        <w:t>F₁(q²) + (iσ</w:t>
+      </w:r>
+      <w:r>
+        <w:rPr>
+          <w:vertAlign w:val="superscript"/>
+        </w:rPr>
+        <w:t>μν</w:t>
+      </w:r>
+      <w:r>
+        <w:t xml:space="preserve"> q</w:t>
+      </w:r>
+      <w:r>
+        <w:rPr>
+          <w:vertAlign w:val="subscript"/>
+        </w:rPr>
+        <w:t>ν</w:t>
+      </w:r>
+      <w:r>
+        <w:t>/2m)F₂(q²). The Gordon identity shows that γ</w:t>
+      </w:r>
+      <w:r>
+        <w:rPr>
+          <w:vertAlign w:val="superscript"/>
+        </w:rPr>
+        <w:t>μ</w:t>
+      </w:r>
+      <w:r>
+        <w:t xml:space="preserve"> already contains the g = 2 moment, so g = 2(F₁(0) + F₂(0)).</w:t>
       </w:r>
     </w:p>
     <w:p>
@@ -2623,7 +3266,16 @@
         </w:numPr>
       </w:pPr>
       <w:r>
-        <w:t>F₂ is ultraviolet finite, because QED has no dimension-5 counterterm, and infrared finite, because soft photons couple only through γ^μ.</w:t>
+        <w:t>F₂ is ultraviolet finite, because QED has no dimension-5 counterterm, and infrared finite, because soft photons couple only through γ</w:t>
+      </w:r>
+      <w:r>
+        <w:rPr>
+          <w:vertAlign w:val="superscript"/>
+        </w:rPr>
+        <w:t>μ</w:t>
+      </w:r>
+      <w:r>
+        <w:t>.</w:t>
       </w:r>
     </w:p>
     <w:p>
@@ -2647,7 +3299,16 @@
         </w:numPr>
       </w:pPr>
       <w:r>
-        <w:t>Higher orders, through five loops, agree with the measured a_e = 0.00115965218059(13). Turned around, the measurement gives 1/α = 137.035999166(15).</w:t>
+        <w:t>Higher orders, through five loops, agree with the measured a</w:t>
+      </w:r>
+      <w:r>
+        <w:rPr>
+          <w:vertAlign w:val="subscript"/>
+        </w:rPr>
+        <w:t>e</w:t>
+      </w:r>
+      <w:r>
+        <w:t xml:space="preserve"> = 0.00115965218059(13). Turned around, the measurement gives 1/α = 137.035999166(15).</w:t>
       </w:r>
     </w:p>
     <w:p>
@@ -2760,7 +3421,49 @@
           </w:tcPr>
           <w:p>
             <w:r>
-              <w:t>Prove (σ·a)(σ·b) = a·b + iσ·(a × b) for operators a and b, and use [π_i, π_j] = iqε_ijkB_k to show (σ·π)² = π² − qσ·B.</w:t>
+              <w:rPr>
+                <w:b/>
+              </w:rPr>
+              <w:t>Extension.</w:t>
+            </w:r>
+            <w:r>
+              <w:t xml:space="preserve"> Prove (σ·a)(σ·b) = a·b + iσ·(a × b) for operators a and b, and use [π</w:t>
+            </w:r>
+            <w:r>
+              <w:rPr>
+                <w:vertAlign w:val="subscript"/>
+              </w:rPr>
+              <w:t>i</w:t>
+            </w:r>
+            <w:r>
+              <w:t>, π</w:t>
+            </w:r>
+            <w:r>
+              <w:rPr>
+                <w:vertAlign w:val="subscript"/>
+              </w:rPr>
+              <w:t>j</w:t>
+            </w:r>
+            <w:r>
+              <w:t>] = iqε</w:t>
+            </w:r>
+            <w:r>
+              <w:rPr>
+                <w:vertAlign w:val="subscript"/>
+              </w:rPr>
+              <w:t>ijk</w:t>
+            </w:r>
+            <w:r>
+              <w:t>B</w:t>
+            </w:r>
+            <w:r>
+              <w:rPr>
+                <w:vertAlign w:val="subscript"/>
+              </w:rPr>
+              <w:t>k</w:t>
+            </w:r>
+            <w:r>
+              <w:t xml:space="preserve"> to show (σ·π)² = π² − qσ·B.</w:t>
             </w:r>
           </w:p>
         </w:tc>
@@ -2798,7 +3501,49 @@
           </w:tcPr>
           <w:p>
             <w:r>
-              <w:t>Derive [π_i, π_j] = iqε_ijkB_k from π = −i∇ − qA.</w:t>
+              <w:rPr>
+                <w:b/>
+              </w:rPr>
+              <w:t>Extension.</w:t>
+            </w:r>
+            <w:r>
+              <w:t xml:space="preserve"> Derive [π</w:t>
+            </w:r>
+            <w:r>
+              <w:rPr>
+                <w:vertAlign w:val="subscript"/>
+              </w:rPr>
+              <w:t>i</w:t>
+            </w:r>
+            <w:r>
+              <w:t>, π</w:t>
+            </w:r>
+            <w:r>
+              <w:rPr>
+                <w:vertAlign w:val="subscript"/>
+              </w:rPr>
+              <w:t>j</w:t>
+            </w:r>
+            <w:r>
+              <w:t>] = iqε</w:t>
+            </w:r>
+            <w:r>
+              <w:rPr>
+                <w:vertAlign w:val="subscript"/>
+              </w:rPr>
+              <w:t>ijk</w:t>
+            </w:r>
+            <w:r>
+              <w:t>B</w:t>
+            </w:r>
+            <w:r>
+              <w:rPr>
+                <w:vertAlign w:val="subscript"/>
+              </w:rPr>
+              <w:t>k</w:t>
+            </w:r>
+            <w:r>
+              <w:t xml:space="preserve"> from π = −i∇ − qA.</w:t>
             </w:r>
           </w:p>
         </w:tc>
@@ -2834,7 +3579,40 @@
           </w:tcPr>
           <w:p>
             <w:r>
-              <w:t>Prove the Gordon identity, starting from ū(p′)[p̸′γ^μ + γ^μp̸]u(p) = 2mū(p′)γ^μu(p).</w:t>
+              <w:rPr>
+                <w:b/>
+              </w:rPr>
+              <w:t>Extension.</w:t>
+            </w:r>
+            <w:r>
+              <w:t xml:space="preserve"> Prove the Gordon identity, starting from ū(p′)[p̸′γ</w:t>
+            </w:r>
+            <w:r>
+              <w:rPr>
+                <w:vertAlign w:val="superscript"/>
+              </w:rPr>
+              <w:t>μ</w:t>
+            </w:r>
+            <w:r>
+              <w:t xml:space="preserve"> + γ</w:t>
+            </w:r>
+            <w:r>
+              <w:rPr>
+                <w:vertAlign w:val="superscript"/>
+              </w:rPr>
+              <w:t>μ</w:t>
+            </w:r>
+            <w:r>
+              <w:t>p̸]u(p) = 2mū(p′)γ</w:t>
+            </w:r>
+            <w:r>
+              <w:rPr>
+                <w:vertAlign w:val="superscript"/>
+              </w:rPr>
+              <w:t>μ</w:t>
+            </w:r>
+            <w:r>
+              <w:t>u(p).</w:t>
             </w:r>
           </w:p>
         </w:tc>
@@ -2872,7 +3650,40 @@
           </w:tcPr>
           <w:p>
             <w:r>
-              <w:t>Show that a vertex term proportional to q^μ alone would violate q_μΓ^μ = 0 for on-shell spinors.</w:t>
+              <w:rPr>
+                <w:b/>
+              </w:rPr>
+              <w:t>Core.</w:t>
+            </w:r>
+            <w:r>
+              <w:t xml:space="preserve"> Show that a vertex term proportional to q</w:t>
+            </w:r>
+            <w:r>
+              <w:rPr>
+                <w:vertAlign w:val="superscript"/>
+              </w:rPr>
+              <w:t>μ</w:t>
+            </w:r>
+            <w:r>
+              <w:t xml:space="preserve"> alone would violate q</w:t>
+            </w:r>
+            <w:r>
+              <w:rPr>
+                <w:vertAlign w:val="subscript"/>
+              </w:rPr>
+              <w:t>μ</w:t>
+            </w:r>
+            <w:r>
+              <w:t>Γ</w:t>
+            </w:r>
+            <w:r>
+              <w:rPr>
+                <w:vertAlign w:val="superscript"/>
+              </w:rPr>
+              <w:t>μ</w:t>
+            </w:r>
+            <w:r>
+              <w:t xml:space="preserve"> = 0 for on-shell spinors.</w:t>
             </w:r>
           </w:p>
         </w:tc>
@@ -2908,7 +3719,13 @@
           </w:tcPr>
           <w:p>
             <w:r>
-              <w:t>Show that g = 2(F₁(0) + F₂(0)), combining Section 2.1 with the Gordon identity.</w:t>
+              <w:rPr>
+                <w:b/>
+              </w:rPr>
+              <w:t>Extension.</w:t>
+            </w:r>
+            <w:r>
+              <w:t xml:space="preserve"> Show that g = 2(F₁(0) + F₂(0)), combining Section 2.1 with the Gordon identity.</w:t>
             </w:r>
           </w:p>
         </w:tc>
@@ -2946,7 +3763,13 @@
           </w:tcPr>
           <w:p>
             <w:r>
-              <w:t>Explain why F₂ must be ultraviolet finite in a renormalizable theory.</w:t>
+              <w:rPr>
+                <w:b/>
+              </w:rPr>
+              <w:t>Extension.</w:t>
+            </w:r>
+            <w:r>
+              <w:t xml:space="preserve"> Explain why F₂ must be ultraviolet finite in a renormalizable theory.</w:t>
             </w:r>
           </w:p>
         </w:tc>
@@ -2982,7 +3805,13 @@
           </w:tcPr>
           <w:p>
             <w:r>
-              <w:t>Carry out the z integral in Section 4.2, including the length of the x, y segment.</w:t>
+              <w:rPr>
+                <w:b/>
+              </w:rPr>
+              <w:t>Extension.</w:t>
+            </w:r>
+            <w:r>
+              <w:t xml:space="preserve"> Carry out the z integral in Section 4.2, including the length of the x, y segment.</w:t>
             </w:r>
           </w:p>
         </w:tc>
@@ -3020,7 +3849,13 @@
           </w:tcPr>
           <w:p>
             <w:r>
-              <w:t>Expand F₂(q²) to first order in q² near q² = 0, and show that F₂ decreases for spacelike q² (Q² &gt; 0).</w:t>
+              <w:rPr>
+                <w:b/>
+              </w:rPr>
+              <w:t>Core.</w:t>
+            </w:r>
+            <w:r>
+              <w:t xml:space="preserve"> Expand F₂(q²) to first order in q² near q² = 0, and show that F₂ decreases for spacelike q² (Q² &gt; 0).</w:t>
             </w:r>
           </w:p>
         </w:tc>
@@ -3056,7 +3891,13 @@
           </w:tcPr>
           <w:p>
             <w:r>
-              <w:t>Compute g − 2 for the electron to one loop, and compare with the measured value.</w:t>
+              <w:rPr>
+                <w:b/>
+              </w:rPr>
+              <w:t>Core.</w:t>
+            </w:r>
+            <w:r>
+              <w:t xml:space="preserve"> Compute g − 2 for the electron to one loop, and compare with the measured value.</w:t>
             </w:r>
           </w:p>
         </w:tc>
@@ -3094,7 +3935,22 @@
           </w:tcPr>
           <w:p>
             <w:r>
-              <w:t>Compute C₂(α/π)² and C₃(α/π)³, and state which digits of a_e each one affects.</w:t>
+              <w:rPr>
+                <w:b/>
+              </w:rPr>
+              <w:t>Core.</w:t>
+            </w:r>
+            <w:r>
+              <w:t xml:space="preserve"> Compute C₂(α/π)² and C₃(α/π)³, and state which digits of a</w:t>
+            </w:r>
+            <w:r>
+              <w:rPr>
+                <w:vertAlign w:val="subscript"/>
+              </w:rPr>
+              <w:t>e</w:t>
+            </w:r>
+            <w:r>
+              <w:t xml:space="preserve"> each one affects.</w:t>
             </w:r>
           </w:p>
         </w:tc>
@@ -3130,7 +3986,58 @@
           </w:tcPr>
           <w:p>
             <w:r>
-              <w:t>In a Penning trap, show that a = (ω_s − ω_c)/ω_c, given ω_s = gω_c/2.</w:t>
+              <w:rPr>
+                <w:b/>
+              </w:rPr>
+              <w:t>Core.</w:t>
+            </w:r>
+            <w:r>
+              <w:t xml:space="preserve"> In a Penning trap, show that a = (ω</w:t>
+            </w:r>
+            <w:r>
+              <w:rPr>
+                <w:vertAlign w:val="subscript"/>
+              </w:rPr>
+              <w:t>s</w:t>
+            </w:r>
+            <w:r>
+              <w:t xml:space="preserve"> − ω</w:t>
+            </w:r>
+            <w:r>
+              <w:rPr>
+                <w:vertAlign w:val="subscript"/>
+              </w:rPr>
+              <w:t>c</w:t>
+            </w:r>
+            <w:r>
+              <w:t>)/ω</w:t>
+            </w:r>
+            <w:r>
+              <w:rPr>
+                <w:vertAlign w:val="subscript"/>
+              </w:rPr>
+              <w:t>c</w:t>
+            </w:r>
+            <w:r>
+              <w:t>, given ω</w:t>
+            </w:r>
+            <w:r>
+              <w:rPr>
+                <w:vertAlign w:val="subscript"/>
+              </w:rPr>
+              <w:t>s</w:t>
+            </w:r>
+            <w:r>
+              <w:t xml:space="preserve"> = gω</w:t>
+            </w:r>
+            <w:r>
+              <w:rPr>
+                <w:vertAlign w:val="subscript"/>
+              </w:rPr>
+              <w:t>c</w:t>
+            </w:r>
+            <w:r>
+              <w:t>/2.</w:t>
             </w:r>
           </w:p>
         </w:tc>
@@ -3168,7 +4075,13 @@
           </w:tcPr>
           <w:p>
             <w:r>
-              <w:t>Explain why the muon anomaly is more sensitive than the electron's to heavy particles, and estimate the enhancement factor.</w:t>
+              <w:rPr>
+                <w:b/>
+              </w:rPr>
+              <w:t>Core.</w:t>
+            </w:r>
+            <w:r>
+              <w:t xml:space="preserve"> Explain why the muon anomaly is more sensitive than the electron's to heavy particles, and estimate the enhancement factor.</w:t>
             </w:r>
           </w:p>
         </w:tc>
@@ -3204,7 +4117,13 @@
           </w:tcPr>
           <w:p>
             <w:r>
-              <w:t>Challenge: outline the steps that take Lesson 65's numerator to Section 4.1's integrand: Feynman parameters, the shift ℓ = k + yq − zp (or equivalent), dropping odd powers of ℓ, and the Gordon identity. Identify which terms feed F₁ and which feed F₂.</w:t>
+              <w:rPr>
+                <w:b/>
+              </w:rPr>
+              <w:t>Challenge.</w:t>
+            </w:r>
+            <w:r>
+              <w:t xml:space="preserve"> Outline the steps that take Lesson 65's numerator to Section 4.1's integrand: Feynman parameters, the shift ℓ = k + yq − zp (or equivalent), dropping odd powers of ℓ, and the Gordon identity. Identify which terms feed F₁ and which feed F₂.</w:t>
             </w:r>
           </w:p>
         </w:tc>
@@ -3221,6 +4140,14 @@
     <w:p>
       <w:r>
         <w:rPr>
+          <w:i/>
+        </w:rPr>
+        <w:t>Attempt each exercise before reading its solution. If you are stuck, read only the first sentence of the solution, then try again.</w:t>
+      </w:r>
+    </w:p>
+    <w:p>
+      <w:r>
+        <w:rPr>
           <w:b/>
         </w:rPr>
         <w:t>1.</w:t>
@@ -3229,7 +4156,196 @@
         <w:t xml:space="preserve"> </w:t>
       </w:r>
       <w:r>
-        <w:t>σ_iσ_j = δ_ij + iε_ijkσ_k, so (σ·a)(σ·b) = a_ib_jσ_iσ_j = a·b + iσ_kε_ijka_ib_j = a·b + iσ·(a × b). For a = b = π, (π × π)_k = ½ε_kij[π_i, π_j] = ½ε_kij iqε_ijlB_l = iqB_k. So (σ·π)² = π² + iσ·(iqB) = π² − qσ·B.</w:t>
+        <w:t>σ</w:t>
+      </w:r>
+      <w:r>
+        <w:rPr>
+          <w:vertAlign w:val="subscript"/>
+        </w:rPr>
+        <w:t>i</w:t>
+      </w:r>
+      <w:r>
+        <w:t>σ</w:t>
+      </w:r>
+      <w:r>
+        <w:rPr>
+          <w:vertAlign w:val="subscript"/>
+        </w:rPr>
+        <w:t>j</w:t>
+      </w:r>
+      <w:r>
+        <w:t xml:space="preserve"> = δ</w:t>
+      </w:r>
+      <w:r>
+        <w:rPr>
+          <w:vertAlign w:val="subscript"/>
+        </w:rPr>
+        <w:t>ij</w:t>
+      </w:r>
+      <w:r>
+        <w:t xml:space="preserve"> + iε</w:t>
+      </w:r>
+      <w:r>
+        <w:rPr>
+          <w:vertAlign w:val="subscript"/>
+        </w:rPr>
+        <w:t>ijk</w:t>
+      </w:r>
+      <w:r>
+        <w:t>σ</w:t>
+      </w:r>
+      <w:r>
+        <w:rPr>
+          <w:vertAlign w:val="subscript"/>
+        </w:rPr>
+        <w:t>k</w:t>
+      </w:r>
+      <w:r>
+        <w:t>, so (σ·a)(σ·b) = a</w:t>
+      </w:r>
+      <w:r>
+        <w:rPr>
+          <w:vertAlign w:val="subscript"/>
+        </w:rPr>
+        <w:t>i</w:t>
+      </w:r>
+      <w:r>
+        <w:t>b</w:t>
+      </w:r>
+      <w:r>
+        <w:rPr>
+          <w:vertAlign w:val="subscript"/>
+        </w:rPr>
+        <w:t>j</w:t>
+      </w:r>
+      <w:r>
+        <w:t>σ</w:t>
+      </w:r>
+      <w:r>
+        <w:rPr>
+          <w:vertAlign w:val="subscript"/>
+        </w:rPr>
+        <w:t>i</w:t>
+      </w:r>
+      <w:r>
+        <w:t>σ</w:t>
+      </w:r>
+      <w:r>
+        <w:rPr>
+          <w:vertAlign w:val="subscript"/>
+        </w:rPr>
+        <w:t>j</w:t>
+      </w:r>
+      <w:r>
+        <w:t xml:space="preserve"> = a·b + iσ</w:t>
+      </w:r>
+      <w:r>
+        <w:rPr>
+          <w:vertAlign w:val="subscript"/>
+        </w:rPr>
+        <w:t>k</w:t>
+      </w:r>
+      <w:r>
+        <w:t>ε</w:t>
+      </w:r>
+      <w:r>
+        <w:rPr>
+          <w:vertAlign w:val="subscript"/>
+        </w:rPr>
+        <w:t>i</w:t>
+      </w:r>
+      <w:r>
+        <w:t>jka</w:t>
+      </w:r>
+      <w:r>
+        <w:rPr>
+          <w:vertAlign w:val="subscript"/>
+        </w:rPr>
+        <w:t>i</w:t>
+      </w:r>
+      <w:r>
+        <w:t>b</w:t>
+      </w:r>
+      <w:r>
+        <w:rPr>
+          <w:vertAlign w:val="subscript"/>
+        </w:rPr>
+        <w:t>j</w:t>
+      </w:r>
+      <w:r>
+        <w:t xml:space="preserve"> = a·b + iσ·(a × b). For a = b = π, (π × π)</w:t>
+      </w:r>
+      <w:r>
+        <w:rPr>
+          <w:vertAlign w:val="subscript"/>
+        </w:rPr>
+        <w:t>k</w:t>
+      </w:r>
+      <w:r>
+        <w:t xml:space="preserve"> = ½ε</w:t>
+      </w:r>
+      <w:r>
+        <w:rPr>
+          <w:vertAlign w:val="subscript"/>
+        </w:rPr>
+        <w:t>kij</w:t>
+      </w:r>
+      <w:r>
+        <w:t>[π</w:t>
+      </w:r>
+      <w:r>
+        <w:rPr>
+          <w:vertAlign w:val="subscript"/>
+        </w:rPr>
+        <w:t>i</w:t>
+      </w:r>
+      <w:r>
+        <w:t>, π</w:t>
+      </w:r>
+      <w:r>
+        <w:rPr>
+          <w:vertAlign w:val="subscript"/>
+        </w:rPr>
+        <w:t>j</w:t>
+      </w:r>
+      <w:r>
+        <w:t>] = ½ε</w:t>
+      </w:r>
+      <w:r>
+        <w:rPr>
+          <w:vertAlign w:val="subscript"/>
+        </w:rPr>
+        <w:t>kij</w:t>
+      </w:r>
+      <w:r>
+        <w:t xml:space="preserve"> iqε</w:t>
+      </w:r>
+      <w:r>
+        <w:rPr>
+          <w:vertAlign w:val="subscript"/>
+        </w:rPr>
+        <w:t>ijl</w:t>
+      </w:r>
+      <w:r>
+        <w:t>B</w:t>
+      </w:r>
+      <w:r>
+        <w:rPr>
+          <w:vertAlign w:val="subscript"/>
+        </w:rPr>
+        <w:t>l</w:t>
+      </w:r>
+      <w:r>
+        <w:t xml:space="preserve"> = iqB</w:t>
+      </w:r>
+      <w:r>
+        <w:rPr>
+          <w:vertAlign w:val="subscript"/>
+        </w:rPr>
+        <w:t>k</w:t>
+      </w:r>
+      <w:r>
+        <w:t>. So (σ·π)² = π² + iσ·(iqB) = π² − qσ·B.</w:t>
       </w:r>
     </w:p>
     <w:p>
@@ -3243,7 +4359,115 @@
         <w:t xml:space="preserve"> </w:t>
       </w:r>
       <w:r>
-        <w:t>[π_i, π_j] = [−i∂_i − qA_i, −i∂_j − qA_j] = iq(∂_iA_j − ∂_jA_i) = iqε_ijkB_k, using B = ∇ × A.</w:t>
+        <w:t>[π</w:t>
+      </w:r>
+      <w:r>
+        <w:rPr>
+          <w:vertAlign w:val="subscript"/>
+        </w:rPr>
+        <w:t>i</w:t>
+      </w:r>
+      <w:r>
+        <w:t>, π</w:t>
+      </w:r>
+      <w:r>
+        <w:rPr>
+          <w:vertAlign w:val="subscript"/>
+        </w:rPr>
+        <w:t>j</w:t>
+      </w:r>
+      <w:r>
+        <w:t>] = [−i∂</w:t>
+      </w:r>
+      <w:r>
+        <w:rPr>
+          <w:vertAlign w:val="subscript"/>
+        </w:rPr>
+        <w:t>i</w:t>
+      </w:r>
+      <w:r>
+        <w:t xml:space="preserve"> − qA</w:t>
+      </w:r>
+      <w:r>
+        <w:rPr>
+          <w:vertAlign w:val="subscript"/>
+        </w:rPr>
+        <w:t>i</w:t>
+      </w:r>
+      <w:r>
+        <w:t>, −i∂</w:t>
+      </w:r>
+      <w:r>
+        <w:rPr>
+          <w:vertAlign w:val="subscript"/>
+        </w:rPr>
+        <w:t>j</w:t>
+      </w:r>
+      <w:r>
+        <w:t xml:space="preserve"> − qA</w:t>
+      </w:r>
+      <w:r>
+        <w:rPr>
+          <w:vertAlign w:val="subscript"/>
+        </w:rPr>
+        <w:t>j</w:t>
+      </w:r>
+      <w:r>
+        <w:t>] = iq(∂</w:t>
+      </w:r>
+      <w:r>
+        <w:rPr>
+          <w:vertAlign w:val="subscript"/>
+        </w:rPr>
+        <w:t>i</w:t>
+      </w:r>
+      <w:r>
+        <w:t>A</w:t>
+      </w:r>
+      <w:r>
+        <w:rPr>
+          <w:vertAlign w:val="subscript"/>
+        </w:rPr>
+        <w:t>j</w:t>
+      </w:r>
+      <w:r>
+        <w:t xml:space="preserve"> − ∂</w:t>
+      </w:r>
+      <w:r>
+        <w:rPr>
+          <w:vertAlign w:val="subscript"/>
+        </w:rPr>
+        <w:t>j</w:t>
+      </w:r>
+      <w:r>
+        <w:t>A</w:t>
+      </w:r>
+      <w:r>
+        <w:rPr>
+          <w:vertAlign w:val="subscript"/>
+        </w:rPr>
+        <w:t>i</w:t>
+      </w:r>
+      <w:r>
+        <w:t>) = iqε</w:t>
+      </w:r>
+      <w:r>
+        <w:rPr>
+          <w:vertAlign w:val="subscript"/>
+        </w:rPr>
+        <w:t>ijk</w:t>
+      </w:r>
+      <w:r>
+        <w:t>B</w:t>
+      </w:r>
+      <w:r>
+        <w:rPr>
+          <w:vertAlign w:val="subscript"/>
+        </w:rPr>
+        <w:t>k</w:t>
+      </w:r>
+      <w:r>
+        <w:t>, using B = ∇ × A.</w:t>
       </w:r>
     </w:p>
     <w:p>
@@ -3257,7 +4481,205 @@
         <w:t xml:space="preserve"> </w:t>
       </w:r>
       <w:r>
-        <w:t>Since p̸u = mu and ū(p′)p̸′ = mū(p′), we have 2mūγ^μu = ū[p̸′γ^μ + γ^μp̸]u. Write γ^μγ^ν = g^μν − iσ^μν and γ^νγ^μ = g^μν + iσ^μν. Then p̸′γ^μ = p′^μ + iσ^μν p′_ν and γ^μp̸ = p^μ − iσ^μν p_ν. The sum is (p′ + p)^μ + iσ^μν(p′ − p)_ν. Dividing by 2m gives the identity.</w:t>
+        <w:t>Since p̸u = mu and ū(p′)p̸′ = mū(p′), we have 2mūγ</w:t>
+      </w:r>
+      <w:r>
+        <w:rPr>
+          <w:vertAlign w:val="superscript"/>
+        </w:rPr>
+        <w:t>μ</w:t>
+      </w:r>
+      <w:r>
+        <w:t>u = ū[p̸′γ</w:t>
+      </w:r>
+      <w:r>
+        <w:rPr>
+          <w:vertAlign w:val="superscript"/>
+        </w:rPr>
+        <w:t>μ</w:t>
+      </w:r>
+      <w:r>
+        <w:t xml:space="preserve"> + γ</w:t>
+      </w:r>
+      <w:r>
+        <w:rPr>
+          <w:vertAlign w:val="superscript"/>
+        </w:rPr>
+        <w:t>μ</w:t>
+      </w:r>
+      <w:r>
+        <w:t>p̸]u. Write γ</w:t>
+      </w:r>
+      <w:r>
+        <w:rPr>
+          <w:vertAlign w:val="superscript"/>
+        </w:rPr>
+        <w:t>μ</w:t>
+      </w:r>
+      <w:r>
+        <w:t>γ</w:t>
+      </w:r>
+      <w:r>
+        <w:rPr>
+          <w:vertAlign w:val="superscript"/>
+        </w:rPr>
+        <w:t>ν</w:t>
+      </w:r>
+      <w:r>
+        <w:t xml:space="preserve"> = g</w:t>
+      </w:r>
+      <w:r>
+        <w:rPr>
+          <w:vertAlign w:val="superscript"/>
+        </w:rPr>
+        <w:t>μν</w:t>
+      </w:r>
+      <w:r>
+        <w:t xml:space="preserve"> − iσ</w:t>
+      </w:r>
+      <w:r>
+        <w:rPr>
+          <w:vertAlign w:val="superscript"/>
+        </w:rPr>
+        <w:t>μν</w:t>
+      </w:r>
+      <w:r>
+        <w:t xml:space="preserve"> and γ</w:t>
+      </w:r>
+      <w:r>
+        <w:rPr>
+          <w:vertAlign w:val="superscript"/>
+        </w:rPr>
+        <w:t>ν</w:t>
+      </w:r>
+      <w:r>
+        <w:t>γ</w:t>
+      </w:r>
+      <w:r>
+        <w:rPr>
+          <w:vertAlign w:val="superscript"/>
+        </w:rPr>
+        <w:t>μ</w:t>
+      </w:r>
+      <w:r>
+        <w:t xml:space="preserve"> = g</w:t>
+      </w:r>
+      <w:r>
+        <w:rPr>
+          <w:vertAlign w:val="superscript"/>
+        </w:rPr>
+        <w:t>μν</w:t>
+      </w:r>
+      <w:r>
+        <w:t xml:space="preserve"> + iσ</w:t>
+      </w:r>
+      <w:r>
+        <w:rPr>
+          <w:vertAlign w:val="superscript"/>
+        </w:rPr>
+        <w:t>μν</w:t>
+      </w:r>
+      <w:r>
+        <w:t>. Then p̸′γ</w:t>
+      </w:r>
+      <w:r>
+        <w:rPr>
+          <w:vertAlign w:val="superscript"/>
+        </w:rPr>
+        <w:t>μ</w:t>
+      </w:r>
+      <w:r>
+        <w:t xml:space="preserve"> = p′</w:t>
+      </w:r>
+      <w:r>
+        <w:rPr>
+          <w:vertAlign w:val="superscript"/>
+        </w:rPr>
+        <w:t>μ</w:t>
+      </w:r>
+      <w:r>
+        <w:t xml:space="preserve"> + iσ</w:t>
+      </w:r>
+      <w:r>
+        <w:rPr>
+          <w:vertAlign w:val="superscript"/>
+        </w:rPr>
+        <w:t>μν</w:t>
+      </w:r>
+      <w:r>
+        <w:t xml:space="preserve"> p′</w:t>
+      </w:r>
+      <w:r>
+        <w:rPr>
+          <w:vertAlign w:val="subscript"/>
+        </w:rPr>
+        <w:t>ν</w:t>
+      </w:r>
+      <w:r>
+        <w:t xml:space="preserve"> and γ</w:t>
+      </w:r>
+      <w:r>
+        <w:rPr>
+          <w:vertAlign w:val="superscript"/>
+        </w:rPr>
+        <w:t>μ</w:t>
+      </w:r>
+      <w:r>
+        <w:t>p̸ = p</w:t>
+      </w:r>
+      <w:r>
+        <w:rPr>
+          <w:vertAlign w:val="superscript"/>
+        </w:rPr>
+        <w:t>μ</w:t>
+      </w:r>
+      <w:r>
+        <w:t xml:space="preserve"> − iσ</w:t>
+      </w:r>
+      <w:r>
+        <w:rPr>
+          <w:vertAlign w:val="superscript"/>
+        </w:rPr>
+        <w:t>μν</w:t>
+      </w:r>
+      <w:r>
+        <w:t xml:space="preserve"> p</w:t>
+      </w:r>
+      <w:r>
+        <w:rPr>
+          <w:vertAlign w:val="subscript"/>
+        </w:rPr>
+        <w:t>ν</w:t>
+      </w:r>
+      <w:r>
+        <w:t>. The sum is (p′ + p)</w:t>
+      </w:r>
+      <w:r>
+        <w:rPr>
+          <w:vertAlign w:val="superscript"/>
+        </w:rPr>
+        <w:t>μ</w:t>
+      </w:r>
+      <w:r>
+        <w:t xml:space="preserve"> + iσ</w:t>
+      </w:r>
+      <w:r>
+        <w:rPr>
+          <w:vertAlign w:val="superscript"/>
+        </w:rPr>
+        <w:t>μν</w:t>
+      </w:r>
+      <w:r>
+        <w:t>(p′ − p)</w:t>
+      </w:r>
+      <w:r>
+        <w:rPr>
+          <w:vertAlign w:val="subscript"/>
+        </w:rPr>
+        <w:t>ν</w:t>
+      </w:r>
+      <w:r>
+        <w:t>. Dividing by 2m gives the identity.</w:t>
       </w:r>
     </w:p>
     <w:p>
@@ -3271,7 +4693,43 @@
         <w:t xml:space="preserve"> </w:t>
       </w:r>
       <w:r>
-        <w:t>q_μ(q^μF) = q²F, which is not zero for q² ≠ 0, while the Ward identity requires q_μūΓ^μu = 0.</w:t>
+        <w:t>q</w:t>
+      </w:r>
+      <w:r>
+        <w:rPr>
+          <w:vertAlign w:val="subscript"/>
+        </w:rPr>
+        <w:t>μ</w:t>
+      </w:r>
+      <w:r>
+        <w:t>(q</w:t>
+      </w:r>
+      <w:r>
+        <w:rPr>
+          <w:vertAlign w:val="superscript"/>
+        </w:rPr>
+        <w:t>μ</w:t>
+      </w:r>
+      <w:r>
+        <w:t>F) = q²F, which is not zero for q² ≠ 0, while the Ward identity requires q</w:t>
+      </w:r>
+      <w:r>
+        <w:rPr>
+          <w:vertAlign w:val="subscript"/>
+        </w:rPr>
+        <w:t>μ</w:t>
+      </w:r>
+      <w:r>
+        <w:t>ūΓ</w:t>
+      </w:r>
+      <w:r>
+        <w:rPr>
+          <w:vertAlign w:val="superscript"/>
+        </w:rPr>
+        <w:t>μ</w:t>
+      </w:r>
+      <w:r>
+        <w:t>u = 0.</w:t>
       </w:r>
     </w:p>
     <w:p>
@@ -3285,7 +4743,61 @@
         <w:t xml:space="preserve"> </w:t>
       </w:r>
       <w:r>
-        <w:t>The Gordon identity splits γ^μF₁ into a charge part (p + p′)^μF₁/2m and a magnetic part iσ^μν q_νF₁/2m. Adding the F₂ term gives a total magnetic part iσ^μν q_ν(F₁ + F₂)/2m. The g = 2 moment corresponds to coefficient 1, so g = 2(F₁(0) + F₂(0)).</w:t>
+        <w:t>The Gordon identity splits γ</w:t>
+      </w:r>
+      <w:r>
+        <w:rPr>
+          <w:vertAlign w:val="superscript"/>
+        </w:rPr>
+        <w:t>μ</w:t>
+      </w:r>
+      <w:r>
+        <w:t>F₁ into a charge part (p + p′)</w:t>
+      </w:r>
+      <w:r>
+        <w:rPr>
+          <w:vertAlign w:val="superscript"/>
+        </w:rPr>
+        <w:t>μ</w:t>
+      </w:r>
+      <w:r>
+        <w:t>F₁/2m and a magnetic part iσ</w:t>
+      </w:r>
+      <w:r>
+        <w:rPr>
+          <w:vertAlign w:val="superscript"/>
+        </w:rPr>
+        <w:t>μν</w:t>
+      </w:r>
+      <w:r>
+        <w:t xml:space="preserve"> q</w:t>
+      </w:r>
+      <w:r>
+        <w:rPr>
+          <w:vertAlign w:val="subscript"/>
+        </w:rPr>
+        <w:t>ν</w:t>
+      </w:r>
+      <w:r>
+        <w:t>F₁/2m. Adding the F₂ term gives a total magnetic part iσ</w:t>
+      </w:r>
+      <w:r>
+        <w:rPr>
+          <w:vertAlign w:val="superscript"/>
+        </w:rPr>
+        <w:t>μν</w:t>
+      </w:r>
+      <w:r>
+        <w:t xml:space="preserve"> q</w:t>
+      </w:r>
+      <w:r>
+        <w:rPr>
+          <w:vertAlign w:val="subscript"/>
+        </w:rPr>
+        <w:t>ν</w:t>
+      </w:r>
+      <w:r>
+        <w:t>(F₁ + F₂)/2m. The g = 2 moment corresponds to coefficient 1, so g = 2(F₁(0) + F₂(0)).</w:t>
       </w:r>
     </w:p>
     <w:p>
@@ -3299,7 +4811,25 @@
         <w:t xml:space="preserve"> </w:t>
       </w:r>
       <w:r>
-        <w:t>A divergence in F₂ would need a counterterm of the form ψ̄σ^μνψF_μν, which has dimension 5 and is absent from a renormalizable Lagrangian. The divergences of a renormalizable theory appear only in the terms already present, so F₂ must be finite.</w:t>
+        <w:t>A divergence in F₂ would need a counterterm of the form ψ̄σ</w:t>
+      </w:r>
+      <w:r>
+        <w:rPr>
+          <w:vertAlign w:val="superscript"/>
+        </w:rPr>
+        <w:t>μν</w:t>
+      </w:r>
+      <w:r>
+        <w:t>ψF</w:t>
+      </w:r>
+      <w:r>
+        <w:rPr>
+          <w:vertAlign w:val="subscript"/>
+        </w:rPr>
+        <w:t>μν</w:t>
+      </w:r>
+      <w:r>
+        <w:t>, which has dimension 5 and is absent from a renormalizable Lagrangian. The divergences of a renormalizable theory appear only in the terms already present, so F₂ must be finite.</w:t>
       </w:r>
     </w:p>
     <w:p>
@@ -3355,7 +4885,16 @@
         <w:t xml:space="preserve"> </w:t>
       </w:r>
       <w:r>
-        <w:t>C₂ term: −1.77×10⁻⁶, which affects the fourth significant figure of a_e. C₃ term: +1.48×10⁻⁸, which affects the sixth.</w:t>
+        <w:t>C₂ term: −1.77×10⁻⁶, which affects the fourth significant figure of a</w:t>
+      </w:r>
+      <w:r>
+        <w:rPr>
+          <w:vertAlign w:val="subscript"/>
+        </w:rPr>
+        <w:t>e</w:t>
+      </w:r>
+      <w:r>
+        <w:t>. C₃ term: +1.48×10⁻⁸, which affects the sixth.</w:t>
       </w:r>
     </w:p>
     <w:p>
@@ -3369,7 +4908,52 @@
         <w:t xml:space="preserve"> </w:t>
       </w:r>
       <w:r>
-        <w:t>a = (g − 2)/2 = (2ω_s/ω_c − 2)/2 = (ω_s − ω_c)/ω_c.</w:t>
+        <w:t>a = (g − 2)/2 = (2ω</w:t>
+      </w:r>
+      <w:r>
+        <w:rPr>
+          <w:vertAlign w:val="subscript"/>
+        </w:rPr>
+        <w:t>s</w:t>
+      </w:r>
+      <w:r>
+        <w:t>/ω</w:t>
+      </w:r>
+      <w:r>
+        <w:rPr>
+          <w:vertAlign w:val="subscript"/>
+        </w:rPr>
+        <w:t>c</w:t>
+      </w:r>
+      <w:r>
+        <w:t xml:space="preserve"> − 2)/2 = (ω</w:t>
+      </w:r>
+      <w:r>
+        <w:rPr>
+          <w:vertAlign w:val="subscript"/>
+        </w:rPr>
+        <w:t>s</w:t>
+      </w:r>
+      <w:r>
+        <w:t xml:space="preserve"> − ω</w:t>
+      </w:r>
+      <w:r>
+        <w:rPr>
+          <w:vertAlign w:val="subscript"/>
+        </w:rPr>
+        <w:t>c</w:t>
+      </w:r>
+      <w:r>
+        <w:t>)/ω</w:t>
+      </w:r>
+      <w:r>
+        <w:rPr>
+          <w:vertAlign w:val="subscript"/>
+        </w:rPr>
+        <w:t>c</w:t>
+      </w:r>
+      <w:r>
+        <w:t>.</w:t>
       </w:r>
     </w:p>
     <w:p>
@@ -3383,7 +4967,61 @@
         <w:t xml:space="preserve"> </w:t>
       </w:r>
       <w:r>
-        <w:t>A heavy particle of mass M contributes to a_ℓ terms proportional to (m_ℓ/M)², because a mass-m_ℓ probe resolves structure at distances of about 1/m_ℓ. The ratio for muon and electron is (m_μ/m_e)² = (206.8)² ≈ 4.3×10⁴.</w:t>
+        <w:t>A heavy particle of mass M contributes to a</w:t>
+      </w:r>
+      <w:r>
+        <w:rPr>
+          <w:vertAlign w:val="subscript"/>
+        </w:rPr>
+        <w:t>ℓ</w:t>
+      </w:r>
+      <w:r>
+        <w:t xml:space="preserve"> terms proportional to (m</w:t>
+      </w:r>
+      <w:r>
+        <w:rPr>
+          <w:vertAlign w:val="subscript"/>
+        </w:rPr>
+        <w:t>ℓ</w:t>
+      </w:r>
+      <w:r>
+        <w:t>/M)², because a mass-m</w:t>
+      </w:r>
+      <w:r>
+        <w:rPr>
+          <w:vertAlign w:val="subscript"/>
+        </w:rPr>
+        <w:t>ℓ</w:t>
+      </w:r>
+      <w:r>
+        <w:t xml:space="preserve"> probe resolves structure at distances of about 1/m</w:t>
+      </w:r>
+      <w:r>
+        <w:rPr>
+          <w:vertAlign w:val="subscript"/>
+        </w:rPr>
+        <w:t>ℓ</w:t>
+      </w:r>
+      <w:r>
+        <w:t>. The ratio for muon and electron is (m</w:t>
+      </w:r>
+      <w:r>
+        <w:rPr>
+          <w:vertAlign w:val="subscript"/>
+        </w:rPr>
+        <w:t>μ</w:t>
+      </w:r>
+      <w:r>
+        <w:t>/m</w:t>
+      </w:r>
+      <w:r>
+        <w:rPr>
+          <w:vertAlign w:val="subscript"/>
+        </w:rPr>
+        <w:t>e</w:t>
+      </w:r>
+      <w:r>
+        <w:t>)² = (206.8)² ≈ 4.3×10⁴.</w:t>
       </w:r>
     </w:p>
     <w:p>
@@ -3397,7 +5035,88 @@
         <w:t xml:space="preserve"> </w:t>
       </w:r>
       <w:r>
-        <w:t>Combine the three denominators with Feynman parameters, and shift k to complete the square, so the denominator becomes (ℓ² − Δ)³ with Δ = m²(1 − z)² − q²xy. Drop terms odd in ℓ, and replace ℓ^μℓ^ν by g^μνℓ²/4. The ℓ² terms are proportional to γ^μ and carry the ultraviolet divergence, so they feed F₁. The remaining terms, after the Dirac equation is used on the external spinors, contain γ^μ and (p + p′)^μ. Converting (p + p′)^μ with the Gordon identity produces the iσ^μν q_ν term, whose coefficient after the ℓ integration is Section 4.1's F₂ integrand.</w:t>
+        <w:t>Combine the three denominators with Feynman parameters, and shift k to complete the square, so the denominator becomes (ℓ² − Δ)³ with Δ = m²(1 − z)² − q²xy. Drop terms odd in ℓ, and replace ℓ</w:t>
+      </w:r>
+      <w:r>
+        <w:rPr>
+          <w:vertAlign w:val="superscript"/>
+        </w:rPr>
+        <w:t>μ</w:t>
+      </w:r>
+      <w:r>
+        <w:t>ℓ</w:t>
+      </w:r>
+      <w:r>
+        <w:rPr>
+          <w:vertAlign w:val="superscript"/>
+        </w:rPr>
+        <w:t>ν</w:t>
+      </w:r>
+      <w:r>
+        <w:t xml:space="preserve"> by g</w:t>
+      </w:r>
+      <w:r>
+        <w:rPr>
+          <w:vertAlign w:val="superscript"/>
+        </w:rPr>
+        <w:t>μν</w:t>
+      </w:r>
+      <w:r>
+        <w:t>ℓ²/4. The ℓ² terms are proportional to γ</w:t>
+      </w:r>
+      <w:r>
+        <w:rPr>
+          <w:vertAlign w:val="superscript"/>
+        </w:rPr>
+        <w:t>μ</w:t>
+      </w:r>
+      <w:r>
+        <w:t xml:space="preserve"> and carry the ultraviolet divergence, so they feed F₁. The remaining terms, after the Dirac equation is used on the external spinors, contain γ</w:t>
+      </w:r>
+      <w:r>
+        <w:rPr>
+          <w:vertAlign w:val="superscript"/>
+        </w:rPr>
+        <w:t>μ</w:t>
+      </w:r>
+      <w:r>
+        <w:t xml:space="preserve"> and (p + p′)</w:t>
+      </w:r>
+      <w:r>
+        <w:rPr>
+          <w:vertAlign w:val="superscript"/>
+        </w:rPr>
+        <w:t>μ</w:t>
+      </w:r>
+      <w:r>
+        <w:t>. Converting (p + p′)</w:t>
+      </w:r>
+      <w:r>
+        <w:rPr>
+          <w:vertAlign w:val="superscript"/>
+        </w:rPr>
+        <w:t>μ</w:t>
+      </w:r>
+      <w:r>
+        <w:t xml:space="preserve"> with the Gordon identity produces the iσ</w:t>
+      </w:r>
+      <w:r>
+        <w:rPr>
+          <w:vertAlign w:val="superscript"/>
+        </w:rPr>
+        <w:t>μν</w:t>
+      </w:r>
+      <w:r>
+        <w:t xml:space="preserve"> q</w:t>
+      </w:r>
+      <w:r>
+        <w:rPr>
+          <w:vertAlign w:val="subscript"/>
+        </w:rPr>
+        <w:t>ν</w:t>
+      </w:r>
+      <w:r>
+        <w:t xml:space="preserve"> term, whose coefficient after the ℓ integration is Section 4.1's F₂ integrand.</w:t>
       </w:r>
     </w:p>
     <w:p>
@@ -3405,55 +5124,12 @@
         <w:pStyle w:val="Heading2"/>
       </w:pPr>
       <w:r>
-        <w:t>Mastery checklist</w:t>
+        <w:t>Mastery check</w:t>
       </w:r>
     </w:p>
     <w:p>
-      <w:pPr>
-        <w:pStyle w:val="ListBullet"/>
-      </w:pPr>
-      <w:r>
-        <w:t>I can derive g = 2 from the Dirac Hamiltonian.</w:t>
-      </w:r>
-    </w:p>
-    <w:p>
-      <w:pPr>
-        <w:pStyle w:val="ListBullet"/>
-      </w:pPr>
-      <w:r>
-        <w:t>I can write the vertex in terms of F₁ and F₂ and justify its structure.</w:t>
-      </w:r>
-    </w:p>
-    <w:p>
-      <w:pPr>
-        <w:pStyle w:val="ListBullet"/>
-      </w:pPr>
-      <w:r>
-        <w:t>I can use the Gordon identity to show g = 2(F₁(0) + F₂(0)).</w:t>
-      </w:r>
-    </w:p>
-    <w:p>
-      <w:pPr>
-        <w:pStyle w:val="ListBullet"/>
-      </w:pPr>
-      <w:r>
-        <w:t>I can explain why F₂ is finite in both the ultraviolet and the infrared.</w:t>
-      </w:r>
-    </w:p>
-    <w:p>
-      <w:pPr>
-        <w:pStyle w:val="ListBullet"/>
-      </w:pPr>
-      <w:r>
-        <w:t>I can evaluate the one-loop F₂(0) and obtain α/(2π).</w:t>
-      </w:r>
-    </w:p>
-    <w:p>
-      <w:pPr>
-        <w:pStyle w:val="ListBullet"/>
-      </w:pPr>
-      <w:r>
-        <w:t>I can compare a_e with experiment through several loops and explain how it determines α.</w:t>
+      <w:r>
+        <w:t>Before moving on, do the Core exercises without looking at the solutions and state this lesson's main result from memory. If both go smoothly, continue; if not, reread the sections the missed exercises cite.</w:t>
       </w:r>
     </w:p>
     <w:p>
@@ -3505,7 +5181,7 @@
         <w:color w:val="5A5A5A"/>
         <w:sz w:val="16"/>
       </w:rPr>
-      <w:t>QED Course   Lesson 76</w:t>
+      <w:t>A QED Course   Lesson 76</w:t>
     </w:r>
   </w:p>
 </w:hdr>
